--- a/گرافت/RAG/PP-g-St-co-GMA Suspension/3/High Voltage - 2024 - Du - Hindered phenolic antioxidant grafting on tailoring the DC electrical cha.docx
+++ b/گرافت/RAG/PP-g-St-co-GMA Suspension/3/High Voltage - 2024 - Du - Hindered phenolic antioxidant grafting on tailoring the DC electrical cha.docx
@@ -367,12 +367,12 @@
           <wp:inline distB="0" distL="0" distR="0" distT="0">
             <wp:extent cx="5486400" cy="3242260"/>
             <wp:effectExtent b="0" l="0" r="0" t="0"/>
-            <wp:docPr id="1" name="image-ad8f21aba0c6751f23fef4a7e45aff79ca2383a4.jpg"/>
+            <wp:docPr id="1" name="image-1c286026a5a4d346c50c9a251f0c5936738cfaf1.jpg"/>
             <a:graphic>
               <a:graphicData uri="http://schemas.openxmlformats.org/drawingml/2006/picture">
                 <pic:pic>
                   <pic:nvPicPr>
-                    <pic:cNvPr id="1" name="image-ad8f21aba0c6751f23fef4a7e45aff79ca2383a4.jpg" descr=""/>
+                    <pic:cNvPr id="1" name="image-1c286026a5a4d346c50c9a251f0c5936738cfaf1.jpg" descr=""/>
                     <pic:cNvPicPr/>
                   </pic:nvPicPr>
                   <pic:blipFill>
@@ -536,12 +536,12 @@
           <wp:inline distB="0" distL="0" distR="0" distT="0">
             <wp:extent cx="5486400" cy="4418525"/>
             <wp:effectExtent b="0" l="0" r="0" t="0"/>
-            <wp:docPr id="2" name="image-d0562e0bd03d03ce4f130fd8b7f1c75b9f4cc84f.jpg"/>
+            <wp:docPr id="2" name="image-fcef5f0c0aded1c9f160c656b0bafb2946c710f5.jpg"/>
             <a:graphic>
               <a:graphicData uri="http://schemas.openxmlformats.org/drawingml/2006/picture">
                 <pic:pic>
                   <pic:nvPicPr>
-                    <pic:cNvPr id="2" name="image-d0562e0bd03d03ce4f130fd8b7f1c75b9f4cc84f.jpg" descr=""/>
+                    <pic:cNvPr id="2" name="image-fcef5f0c0aded1c9f160c656b0bafb2946c710f5.jpg" descr=""/>
                     <pic:cNvPicPr/>
                   </pic:nvPicPr>
                   <pic:blipFill>
@@ -585,12 +585,12 @@
           <wp:inline distB="0" distL="0" distR="0" distT="0">
             <wp:extent cx="5486400" cy="3973417"/>
             <wp:effectExtent b="0" l="0" r="0" t="0"/>
-            <wp:docPr id="3" name="image-34bc60ac714b93a28a3bd7aa3d0e7442474750c5.jpg"/>
+            <wp:docPr id="3" name="image-9c2f96fd74ea393f1a489f3b024a500569be572c.jpg"/>
             <a:graphic>
               <a:graphicData uri="http://schemas.openxmlformats.org/drawingml/2006/picture">
                 <pic:pic>
                   <pic:nvPicPr>
-                    <pic:cNvPr id="3" name="image-34bc60ac714b93a28a3bd7aa3d0e7442474750c5.jpg" descr=""/>
+                    <pic:cNvPr id="3" name="image-9c2f96fd74ea393f1a489f3b024a500569be572c.jpg" descr=""/>
                     <pic:cNvPicPr/>
                   </pic:nvPicPr>
                   <pic:blipFill>
@@ -1175,12 +1175,12 @@
           <wp:inline distB="0" distL="0" distR="0" distT="0">
             <wp:extent cx="5486400" cy="1864054"/>
             <wp:effectExtent b="0" l="0" r="0" t="0"/>
-            <wp:docPr id="4" name="image-68fc7cdb24c57264f04ee6a10ce47a0f0d48a5fc.jpg"/>
+            <wp:docPr id="4" name="image-9078645acffa91ccb6f29e11094347ab6f41bd2d.jpg"/>
             <a:graphic>
               <a:graphicData uri="http://schemas.openxmlformats.org/drawingml/2006/picture">
                 <pic:pic>
                   <pic:nvPicPr>
-                    <pic:cNvPr id="4" name="image-68fc7cdb24c57264f04ee6a10ce47a0f0d48a5fc.jpg" descr=""/>
+                    <pic:cNvPr id="4" name="image-9078645acffa91ccb6f29e11094347ab6f41bd2d.jpg" descr=""/>
                     <pic:cNvPicPr/>
                   </pic:nvPicPr>
                   <pic:blipFill>
@@ -1990,12 +1990,12 @@
           <wp:inline distB="0" distL="0" distR="0" distT="0">
             <wp:extent cx="5486400" cy="4203609"/>
             <wp:effectExtent b="0" l="0" r="0" t="0"/>
-            <wp:docPr id="5" name="image-c8ed4c7b3bfe29e969a8162300756bfc9001a336.jpg"/>
+            <wp:docPr id="5" name="image-a5e69bb7e68e24c9822843e22648f4dee4707c21.jpg"/>
             <a:graphic>
               <a:graphicData uri="http://schemas.openxmlformats.org/drawingml/2006/picture">
                 <pic:pic>
                   <pic:nvPicPr>
-                    <pic:cNvPr id="5" name="image-c8ed4c7b3bfe29e969a8162300756bfc9001a336.jpg" descr=""/>
+                    <pic:cNvPr id="5" name="image-a5e69bb7e68e24c9822843e22648f4dee4707c21.jpg" descr=""/>
                     <pic:cNvPicPr/>
                   </pic:nvPicPr>
                   <pic:blipFill>
@@ -2961,12 +2961,12 @@
           <wp:inline distB="0" distL="0" distR="0" distT="0">
             <wp:extent cx="5486400" cy="4603118"/>
             <wp:effectExtent b="0" l="0" r="0" t="0"/>
-            <wp:docPr id="6" name="image-3c3de513b7896674ecf236c7eeca525fdfedab0f.jpg"/>
+            <wp:docPr id="6" name="image-ece630fd640a6263a284cac5f4ae3588ecad94c2.jpg"/>
             <a:graphic>
               <a:graphicData uri="http://schemas.openxmlformats.org/drawingml/2006/picture">
                 <pic:pic>
                   <pic:nvPicPr>
-                    <pic:cNvPr id="6" name="image-3c3de513b7896674ecf236c7eeca525fdfedab0f.jpg" descr=""/>
+                    <pic:cNvPr id="6" name="image-ece630fd640a6263a284cac5f4ae3588ecad94c2.jpg" descr=""/>
                     <pic:cNvPicPr/>
                   </pic:nvPicPr>
                   <pic:blipFill>
@@ -3080,12 +3080,12 @@
           <wp:inline distB="0" distL="0" distR="0" distT="0">
             <wp:extent cx="5486400" cy="2707574"/>
             <wp:effectExtent b="0" l="0" r="0" t="0"/>
-            <wp:docPr id="7" name="image-14649c72fce3f103cf3889502651a0057482b2a2.jpg"/>
+            <wp:docPr id="7" name="image-712c1be35d21cb2f5e1744cba770ae1de841a1ca.jpg"/>
             <a:graphic>
               <a:graphicData uri="http://schemas.openxmlformats.org/drawingml/2006/picture">
                 <pic:pic>
                   <pic:nvPicPr>
-                    <pic:cNvPr id="7" name="image-14649c72fce3f103cf3889502651a0057482b2a2.jpg" descr=""/>
+                    <pic:cNvPr id="7" name="image-712c1be35d21cb2f5e1744cba770ae1de841a1ca.jpg" descr=""/>
                     <pic:cNvPicPr/>
                   </pic:nvPicPr>
                   <pic:blipFill>
@@ -3265,12 +3265,12 @@
           <wp:inline distB="0" distL="0" distR="0" distT="0">
             <wp:extent cx="5486400" cy="4350515"/>
             <wp:effectExtent b="0" l="0" r="0" t="0"/>
-            <wp:docPr id="8" name="image-727782dc7a2b8f580cc9ff2510f4549eb24e8edb.jpg"/>
+            <wp:docPr id="8" name="image-f99dee41a4c5a7d090a4a7bd5580ec212e634485.jpg"/>
             <a:graphic>
               <a:graphicData uri="http://schemas.openxmlformats.org/drawingml/2006/picture">
                 <pic:pic>
                   <pic:nvPicPr>
-                    <pic:cNvPr id="8" name="image-727782dc7a2b8f580cc9ff2510f4549eb24e8edb.jpg" descr=""/>
+                    <pic:cNvPr id="8" name="image-f99dee41a4c5a7d090a4a7bd5580ec212e634485.jpg" descr=""/>
                     <pic:cNvPicPr/>
                   </pic:nvPicPr>
                   <pic:blipFill>
@@ -3574,12 +3574,12 @@
           <wp:inline distB="0" distL="0" distR="0" distT="0">
             <wp:extent cx="5486400" cy="4354054"/>
             <wp:effectExtent b="0" l="0" r="0" t="0"/>
-            <wp:docPr id="9" name="image-13b20fd402f041fa35fb4106e2ea5f102c9f5934.jpg"/>
+            <wp:docPr id="9" name="image-ce0b31747752298b0b17b7d5c15d270801bd0bf2.jpg"/>
             <a:graphic>
               <a:graphicData uri="http://schemas.openxmlformats.org/drawingml/2006/picture">
                 <pic:pic>
                   <pic:nvPicPr>
-                    <pic:cNvPr id="9" name="image-13b20fd402f041fa35fb4106e2ea5f102c9f5934.jpg" descr=""/>
+                    <pic:cNvPr id="9" name="image-ce0b31747752298b0b17b7d5c15d270801bd0bf2.jpg" descr=""/>
                     <pic:cNvPicPr/>
                   </pic:nvPicPr>
                   <pic:blipFill>
@@ -3623,12 +3623,12 @@
           <wp:inline distB="0" distL="0" distR="0" distT="0">
             <wp:extent cx="5486400" cy="15476787"/>
             <wp:effectExtent b="0" l="0" r="0" t="0"/>
-            <wp:docPr id="10" name="image-548152d8acecca1762b1d4d2e477bfc2ca1513b8.jpg"/>
+            <wp:docPr id="10" name="image-ccd05f4f8d1c9a9331fb3ac11ea5a8a072acc64e.jpg"/>
             <a:graphic>
               <a:graphicData uri="http://schemas.openxmlformats.org/drawingml/2006/picture">
                 <pic:pic>
                   <pic:nvPicPr>
-                    <pic:cNvPr id="10" name="image-548152d8acecca1762b1d4d2e477bfc2ca1513b8.jpg" descr=""/>
+                    <pic:cNvPr id="10" name="image-ccd05f4f8d1c9a9331fb3ac11ea5a8a072acc64e.jpg" descr=""/>
                     <pic:cNvPicPr/>
                   </pic:nvPicPr>
                   <pic:blipFill>
@@ -3778,12 +3778,12 @@
           <wp:inline distB="0" distL="0" distR="0" distT="0">
             <wp:extent cx="5486400" cy="4398717"/>
             <wp:effectExtent b="0" l="0" r="0" t="0"/>
-            <wp:docPr id="11" name="image-da2072a548734e3bc90f4e655ed922babd273acb.jpg"/>
+            <wp:docPr id="11" name="image-91a3fcf8e028fd2900ad0e59afc380302a2e275d.jpg"/>
             <a:graphic>
               <a:graphicData uri="http://schemas.openxmlformats.org/drawingml/2006/picture">
                 <pic:pic>
                   <pic:nvPicPr>
-                    <pic:cNvPr id="11" name="image-da2072a548734e3bc90f4e655ed922babd273acb.jpg" descr=""/>
+                    <pic:cNvPr id="11" name="image-91a3fcf8e028fd2900ad0e59afc380302a2e275d.jpg" descr=""/>
                     <pic:cNvPicPr/>
                   </pic:nvPicPr>
                   <pic:blipFill>
@@ -3866,12 +3866,12 @@
           <wp:inline distB="0" distL="0" distR="0" distT="0">
             <wp:extent cx="5486400" cy="6486488"/>
             <wp:effectExtent b="0" l="0" r="0" t="0"/>
-            <wp:docPr id="12" name="image-d861e3694b5f85d775fcd3d2cc97ab0452663e14.jpg"/>
+            <wp:docPr id="12" name="image-a7d67816ee77bf67727ab5cd9bd5c5365b4ac66e.jpg"/>
             <a:graphic>
               <a:graphicData uri="http://schemas.openxmlformats.org/drawingml/2006/picture">
                 <pic:pic>
                   <pic:nvPicPr>
-                    <pic:cNvPr id="12" name="image-d861e3694b5f85d775fcd3d2cc97ab0452663e14.jpg" descr=""/>
+                    <pic:cNvPr id="12" name="image-a7d67816ee77bf67727ab5cd9bd5c5365b4ac66e.jpg" descr=""/>
                     <pic:cNvPicPr/>
                   </pic:nvPicPr>
                   <pic:blipFill>
@@ -4411,12 +4411,12 @@
           <wp:inline distB="0" distL="0" distR="0" distT="0">
             <wp:extent cx="5486400" cy="8722879"/>
             <wp:effectExtent b="0" l="0" r="0" t="0"/>
-            <wp:docPr id="13" name="image-ee622b6d2f39afacd21670c58985317d56f9d0c3.jpg"/>
+            <wp:docPr id="13" name="image-4e48acee02bf4a7d73127a3c583cd5e45ff194d5.jpg"/>
             <a:graphic>
               <a:graphicData uri="http://schemas.openxmlformats.org/drawingml/2006/picture">
                 <pic:pic>
                   <pic:nvPicPr>
-                    <pic:cNvPr id="13" name="image-ee622b6d2f39afacd21670c58985317d56f9d0c3.jpg" descr=""/>
+                    <pic:cNvPr id="13" name="image-4e48acee02bf4a7d73127a3c583cd5e45ff194d5.jpg" descr=""/>
                     <pic:cNvPicPr/>
                   </pic:nvPicPr>
                   <pic:blipFill>
@@ -4460,12 +4460,12 @@
           <wp:inline distB="0" distL="0" distR="0" distT="0">
             <wp:extent cx="5486400" cy="7769602"/>
             <wp:effectExtent b="0" l="0" r="0" t="0"/>
-            <wp:docPr id="14" name="image-8c2e7ccb189f226a0128aa33d0636d036294a523.jpg"/>
+            <wp:docPr id="14" name="image-df40f934a10f781644d23f28494094f7156e32a6.jpg"/>
             <a:graphic>
               <a:graphicData uri="http://schemas.openxmlformats.org/drawingml/2006/picture">
                 <pic:pic>
                   <pic:nvPicPr>
-                    <pic:cNvPr id="14" name="image-8c2e7ccb189f226a0128aa33d0636d036294a523.jpg" descr=""/>
+                    <pic:cNvPr id="14" name="image-df40f934a10f781644d23f28494094f7156e32a6.jpg" descr=""/>
                     <pic:cNvPicPr/>
                   </pic:nvPicPr>
                   <pic:blipFill>
